--- a/hardware/memorie/cache/cache.docx
+++ b/hardware/memorie/cache/cache.docx
@@ -124,11 +124,14 @@
         <w:pStyle w:val="Normal"/>
         <w:spacing w:before="0" w:after="20"/>
         <w:contextualSpacing/>
-        <w:rPr/>
+        <w:rPr>
+          <w:color w:val="C9211E"/>
+        </w:rPr>
       </w:pPr>
       <w:r>
         <w:rPr>
           <w:rFonts w:cs="ADLaM Display" w:ascii="ADLaM Display" w:hAnsi="ADLaM Display"/>
+          <w:color w:val="C9211E"/>
         </w:rPr>
         <w:t>L1 Cache</w:t>
       </w:r>
@@ -141,67 +144,94 @@
         <w:rPr/>
       </w:pPr>
       <w:r>
-        <w:rPr/>
-        <w:t>Locatie: Este MEREU in interiorul fiecare core al CPU-ului</w:t>
-      </w:r>
-    </w:p>
-    <w:p>
-      <w:pPr>
-        <w:pStyle w:val="Normal"/>
-        <w:spacing w:before="0" w:after="20"/>
-        <w:contextualSpacing/>
-        <w:rPr/>
-      </w:pPr>
-      <w:r>
-        <w:rPr/>
-        <w:t>Marime: Este foarte mica, de obicei intre 32-128kb per core</w:t>
-      </w:r>
-    </w:p>
-    <w:p>
-      <w:pPr>
-        <w:pStyle w:val="Normal"/>
-        <w:spacing w:before="0" w:after="20"/>
-        <w:contextualSpacing/>
-        <w:rPr/>
-      </w:pPr>
-      <w:r>
-        <w:rPr/>
-        <w:t xml:space="preserve">Viteza: Cea mai rapida(dupa registrii) – Dureaza intre (1 si 4 cicluri de ceas) </w:t>
-      </w:r>
-    </w:p>
-    <w:p>
-      <w:pPr>
-        <w:pStyle w:val="Normal"/>
-        <w:spacing w:before="0" w:after="20"/>
-        <w:contextualSpacing/>
-        <w:rPr/>
-      </w:pPr>
-      <w:r>
-        <w:rPr/>
-        <w:t>Structura: De obicei impartit in doua parti(una pentru instructiuni si una pentru date)</w:t>
-      </w:r>
-    </w:p>
-    <w:p>
-      <w:pPr>
-        <w:pStyle w:val="Normal"/>
-        <w:spacing w:before="0" w:after="20"/>
-        <w:contextualSpacing/>
-        <w:rPr/>
-      </w:pPr>
-      <w:r>
-        <w:rPr/>
-      </w:r>
-    </w:p>
-    <w:p>
-      <w:pPr>
-        <w:pStyle w:val="Normal"/>
-        <w:spacing w:before="0" w:after="20"/>
-        <w:contextualSpacing/>
-        <w:rPr/>
+        <w:rPr>
+          <w:color w:val="00A933"/>
+        </w:rPr>
+        <w:t>Locatie:</w:t>
+      </w:r>
+      <w:r>
+        <w:rPr/>
+        <w:t xml:space="preserve"> Este MEREU in interiorul fiecare core al CPU-ului</w:t>
+      </w:r>
+    </w:p>
+    <w:p>
+      <w:pPr>
+        <w:pStyle w:val="Normal"/>
+        <w:spacing w:before="0" w:after="20"/>
+        <w:contextualSpacing/>
+        <w:rPr/>
+      </w:pPr>
+      <w:r>
+        <w:rPr>
+          <w:color w:val="00A933"/>
+        </w:rPr>
+        <w:t>Marime:</w:t>
+      </w:r>
+      <w:r>
+        <w:rPr/>
+        <w:t xml:space="preserve"> Este foarte mica, de obicei intre 32-128kb per core</w:t>
+      </w:r>
+    </w:p>
+    <w:p>
+      <w:pPr>
+        <w:pStyle w:val="Normal"/>
+        <w:spacing w:before="0" w:after="20"/>
+        <w:contextualSpacing/>
+        <w:rPr/>
+      </w:pPr>
+      <w:r>
+        <w:rPr>
+          <w:color w:val="00A933"/>
+        </w:rPr>
+        <w:t>Viteza:</w:t>
+      </w:r>
+      <w:r>
+        <w:rPr/>
+        <w:t xml:space="preserve"> Cea mai rapida(dupa registrii) – Dureaza intre (1 si 4 cicluri de ceas) </w:t>
+      </w:r>
+    </w:p>
+    <w:p>
+      <w:pPr>
+        <w:pStyle w:val="Normal"/>
+        <w:spacing w:before="0" w:after="20"/>
+        <w:contextualSpacing/>
+        <w:rPr/>
+      </w:pPr>
+      <w:r>
+        <w:rPr>
+          <w:color w:val="00A933"/>
+        </w:rPr>
+        <w:t xml:space="preserve">Structura: </w:t>
+      </w:r>
+      <w:r>
+        <w:rPr/>
+        <w:t>De obicei impartit in doua parti(una pentru instructiuni si una pentru date)</w:t>
+      </w:r>
+    </w:p>
+    <w:p>
+      <w:pPr>
+        <w:pStyle w:val="Normal"/>
+        <w:spacing w:before="0" w:after="20"/>
+        <w:contextualSpacing/>
+        <w:rPr/>
+      </w:pPr>
+      <w:r>
+        <w:rPr/>
+      </w:r>
+    </w:p>
+    <w:p>
+      <w:pPr>
+        <w:pStyle w:val="Normal"/>
+        <w:spacing w:before="0" w:after="20"/>
+        <w:contextualSpacing/>
+        <w:rPr>
+          <w:color w:val="C9211E"/>
+        </w:rPr>
       </w:pPr>
       <w:r>
         <w:rPr>
           <w:rFonts w:cs="ADLaM Display" w:ascii="ADLaM Display" w:hAnsi="ADLaM Display"/>
+          <w:color w:val="C9211E"/>
         </w:rPr>
         <w:t>L2 Cache</w:t>
       </w:r>
@@ -214,100 +244,105 @@
         <w:rPr/>
       </w:pPr>
       <w:r>
-        <w:rPr/>
-        <w:t>Locatie: De obicei pe procesor(la modele mai noi), dar poate sa fie si pe placa de baza</w:t>
-      </w:r>
-    </w:p>
-    <w:p>
-      <w:pPr>
-        <w:pStyle w:val="Normal"/>
-        <w:spacing w:before="0" w:after="20"/>
-        <w:contextualSpacing/>
-        <w:rPr/>
-      </w:pPr>
-      <w:r>
-        <w:rPr/>
-        <w:t>Marime: De obicei, intre 256kb si 1MB per core</w:t>
-      </w:r>
-    </w:p>
-    <w:p>
-      <w:pPr>
-        <w:pStyle w:val="Normal"/>
-        <w:spacing w:before="0" w:after="20"/>
-        <w:contextualSpacing/>
-        <w:rPr/>
-      </w:pPr>
-      <w:r>
-        <w:rPr/>
-        <w:t xml:space="preserve">Viteza: Dureaza intre (4 si 10 cicluri de ceas) </w:t>
-      </w:r>
-    </w:p>
-    <w:p>
-      <w:pPr>
-        <w:pStyle w:val="Normal"/>
-        <w:spacing w:before="0" w:after="20"/>
-        <w:contextualSpacing/>
-        <w:rPr/>
-      </w:pPr>
-      <w:r>
-        <w:rPr/>
-        <w:t>Structura: De obicei unificat, insemnand ca tine si date, si instructiuni impreuna</w:t>
-      </w:r>
-    </w:p>
-    <w:p>
-      <w:pPr>
-        <w:pStyle w:val="Normal"/>
-        <w:spacing w:before="0" w:after="20"/>
-        <w:contextualSpacing/>
-        <w:rPr/>
-      </w:pPr>
-      <w:r>
-        <w:rPr/>
-      </w:r>
-    </w:p>
-    <w:p>
-      <w:pPr>
-        <w:pStyle w:val="Normal"/>
-        <w:spacing w:before="0" w:after="20"/>
-        <w:contextualSpacing/>
-        <w:rPr/>
-      </w:pPr>
-      <w:r>
-        <w:rPr/>
-      </w:r>
-    </w:p>
-    <w:p>
-      <w:pPr>
-        <w:pStyle w:val="Normal"/>
-        <w:spacing w:before="0" w:after="20"/>
-        <w:contextualSpacing/>
-        <w:rPr/>
-      </w:pPr>
-      <w:r>
-        <w:rPr/>
-      </w:r>
-    </w:p>
-    <w:p>
-      <w:pPr>
-        <w:pStyle w:val="Normal"/>
-        <w:spacing w:before="0" w:after="20"/>
-        <w:contextualSpacing/>
-        <w:rPr/>
-      </w:pPr>
-      <w:r>
-        <w:rPr/>
-      </w:r>
-    </w:p>
-    <w:p>
-      <w:pPr>
-        <w:pStyle w:val="Normal"/>
-        <w:spacing w:before="0" w:after="20"/>
-        <w:contextualSpacing/>
-        <w:rPr/>
+        <w:rPr>
+          <w:color w:val="00A933"/>
+        </w:rPr>
+        <w:t>Locatie:</w:t>
+      </w:r>
+      <w:r>
+        <w:rPr/>
+        <w:t xml:space="preserve"> De obicei pe procesor(la modele mai noi), dar poate sa fie si pe placa de baza</w:t>
+      </w:r>
+    </w:p>
+    <w:p>
+      <w:pPr>
+        <w:pStyle w:val="Normal"/>
+        <w:spacing w:before="0" w:after="20"/>
+        <w:contextualSpacing/>
+        <w:rPr/>
+      </w:pPr>
+      <w:r>
+        <w:rPr>
+          <w:color w:val="00A933"/>
+        </w:rPr>
+        <w:t xml:space="preserve">Marime: </w:t>
+      </w:r>
+      <w:r>
+        <w:rPr/>
+        <w:t>De obicei, intre 256kb si 1MB per core</w:t>
+      </w:r>
+    </w:p>
+    <w:p>
+      <w:pPr>
+        <w:pStyle w:val="Normal"/>
+        <w:spacing w:before="0" w:after="20"/>
+        <w:contextualSpacing/>
+        <w:rPr/>
+      </w:pPr>
+      <w:r>
+        <w:rPr>
+          <w:color w:val="00A933"/>
+        </w:rPr>
+        <w:t xml:space="preserve">Viteza: </w:t>
+      </w:r>
+      <w:r>
+        <w:rPr/>
+        <w:t xml:space="preserve">Dureaza intre (4 si 10 cicluri de ceas) </w:t>
+      </w:r>
+    </w:p>
+    <w:p>
+      <w:pPr>
+        <w:pStyle w:val="Normal"/>
+        <w:spacing w:before="0" w:after="20"/>
+        <w:contextualSpacing/>
+        <w:rPr/>
+      </w:pPr>
+      <w:r>
+        <w:rPr>
+          <w:color w:val="00A933"/>
+        </w:rPr>
+        <w:t xml:space="preserve">Structura: </w:t>
+      </w:r>
+      <w:r>
+        <w:rPr/>
+        <w:t>De obicei unificat, insemnand ca tine si date, si instructiuni impreuna</w:t>
+      </w:r>
+    </w:p>
+    <w:p>
+      <w:pPr>
+        <w:pStyle w:val="Normal"/>
+        <w:spacing w:before="0" w:after="20"/>
+        <w:contextualSpacing/>
+        <w:rPr/>
+      </w:pPr>
+      <w:r>
+        <w:rPr/>
+      </w:r>
+    </w:p>
+    <w:p>
+      <w:pPr>
+        <w:pStyle w:val="Normal"/>
+        <w:spacing w:before="0" w:after="20"/>
+        <w:contextualSpacing/>
+        <w:rPr/>
+      </w:pPr>
+      <w:r>
+        <w:rPr/>
+      </w:r>
+    </w:p>
+    <w:p>
+      <w:pPr>
+        <w:pStyle w:val="Normal"/>
+        <w:spacing w:before="0" w:after="20"/>
+        <w:contextualSpacing/>
+        <w:rPr>
+          <w:color w:val="C9211E"/>
+        </w:rPr>
       </w:pPr>
       <w:r>
         <w:rPr>
           <w:rFonts w:cs="ADLaM Display" w:ascii="ADLaM Display" w:hAnsi="ADLaM Display"/>
+          <w:color w:val="C9211E"/>
         </w:rPr>
         <w:t>L3 Cache</w:t>
       </w:r>
@@ -320,44 +355,68 @@
         <w:rPr/>
       </w:pPr>
       <w:r>
-        <w:rPr/>
-        <w:t>Locatie: De obicei pe procesor(la modele mai noi), dar poate sa fie si pe placa de baza</w:t>
-      </w:r>
-    </w:p>
-    <w:p>
-      <w:pPr>
-        <w:pStyle w:val="Normal"/>
-        <w:spacing w:before="0" w:after="20"/>
-        <w:contextualSpacing/>
-        <w:rPr/>
-      </w:pPr>
-      <w:r>
-        <w:rPr/>
-        <w:t>Marime: Mult mai mare, de obicei intre 2MB – 32MB sau mai mult</w:t>
-      </w:r>
-    </w:p>
-    <w:p>
-      <w:pPr>
-        <w:pStyle w:val="Normal"/>
-        <w:spacing w:before="0" w:after="20"/>
-        <w:contextualSpacing/>
-        <w:rPr/>
-      </w:pPr>
-      <w:r>
-        <w:rPr/>
-        <w:t>Viteza: Intre 10-40 cicluri de ceas (tot mult mai rapid decat RAM-ul)</w:t>
-      </w:r>
-    </w:p>
-    <w:p>
-      <w:pPr>
-        <w:pStyle w:val="Normal"/>
-        <w:spacing w:before="0" w:after="20"/>
-        <w:contextualSpacing/>
-        <w:rPr/>
-      </w:pPr>
-      <w:r>
-        <w:rPr/>
-        <w:t>Structura: Ajuta core-urile sa partajeze date fara sa ceara ajutorul RAM-ului</w:t>
+        <w:rPr>
+          <w:color w:val="00A933"/>
+        </w:rPr>
+        <w:t xml:space="preserve">Locatie: </w:t>
+      </w:r>
+      <w:r>
+        <w:rPr/>
+        <w:t>De obicei pe procesor(la modele mai noi), dar poate sa fie si pe placa de baza</w:t>
+      </w:r>
+    </w:p>
+    <w:p>
+      <w:pPr>
+        <w:pStyle w:val="Normal"/>
+        <w:spacing w:before="0" w:after="20"/>
+        <w:contextualSpacing/>
+        <w:rPr/>
+      </w:pPr>
+      <w:r>
+        <w:rPr>
+          <w:color w:val="00A933"/>
+        </w:rPr>
+        <w:t xml:space="preserve">Marime: </w:t>
+      </w:r>
+      <w:r>
+        <w:rPr/>
+        <w:t>Mult mai mare, de obicei intre 2MB – 32MB sau mai mult</w:t>
+      </w:r>
+    </w:p>
+    <w:p>
+      <w:pPr>
+        <w:pStyle w:val="Normal"/>
+        <w:spacing w:before="0" w:after="20"/>
+        <w:contextualSpacing/>
+        <w:rPr/>
+      </w:pPr>
+      <w:r>
+        <w:rPr>
+          <w:color w:val="00A933"/>
+        </w:rPr>
+        <w:t>Viteza:</w:t>
+      </w:r>
+      <w:r>
+        <w:rPr/>
+        <w:t xml:space="preserve"> Intre 10-40 cicluri de ceas (tot mult mai rapid decat RAM-ul)</w:t>
+      </w:r>
+    </w:p>
+    <w:p>
+      <w:pPr>
+        <w:pStyle w:val="Normal"/>
+        <w:spacing w:before="0" w:after="20"/>
+        <w:contextualSpacing/>
+        <w:rPr/>
+      </w:pPr>
+      <w:r>
+        <w:rPr>
+          <w:color w:val="00A933"/>
+        </w:rPr>
+        <w:t>Structura:</w:t>
+      </w:r>
+      <w:r>
+        <w:rPr/>
+        <w:t xml:space="preserve"> Ajuta core-urile sa partajeze date fara sa ceara ajutorul RAM-ului</w:t>
       </w:r>
     </w:p>
     <w:p>
@@ -789,6 +848,7 @@
     <w:rsid w:val="008940be"/>
     <w:pPr>
       <w:widowControl/>
+      <w:suppressAutoHyphens w:val="true"/>
       <w:bidi w:val="0"/>
       <w:spacing w:lineRule="auto" w:line="276" w:before="0" w:after="160"/>
       <w:jc w:val="left"/>
